--- a/01-精益工具知识库/01-精益基础/04-精益术语表.docx
+++ b/01-精益工具知识库/01-精益基础/04-精益术语表.docx
@@ -30,7 +30,7 @@
           <w:i/>
           <w:sz w:val="20"/>
         </w:rPr>
-        <w:t>本文档收录精益生产相关的核心术语 50 余条，按类别分组，包含中英文对照、日文原文和简要定义，并特别标注了紧固件行业的特有术语。供精益学习者和实践者随时查阅参考。</w:t>
+        <w:t>本文档收录精益生产相关的核心术语 50 余条，按类别分组，包含中英文对照、日文原文和简要定义，并特别标注了制造业的特有术语。供精益学习者和实践者随时查阅参考。</w:t>
       </w:r>
     </w:p>
     <w:p>
@@ -143,7 +143,7 @@
           <w:color w:val="2E75B6"/>
           <w:sz w:val="22"/>
         </w:rPr>
-        <w:t>紧固件行业特有术语</w:t>
+        <w:t>制造业特有术语</w:t>
       </w:r>
     </w:p>
     <w:p>
@@ -7721,7 +7721,7 @@
           <w:i w:val="0"/>
           <w:sz w:val="32"/>
         </w:rPr>
-        <w:t>7. 紧固件行业特有术语</w:t>
+        <w:t>7. 制造业特有术语</w:t>
       </w:r>
     </w:p>
     <w:p>
@@ -7735,7 +7735,7 @@
           <w:i w:val="0"/>
           <w:sz w:val="22"/>
         </w:rPr>
-        <w:t>与金属紧固件制造直接相关的专业术语。</w:t>
+        <w:t>与离散制造直接相关的专业术语。</w:t>
       </w:r>
     </w:p>
     <w:tbl>
@@ -7880,15 +7880,16 @@
             <w:tcW w:type="dxa" w:w="2075"/>
           </w:tcPr>
           <w:p>
-            <w:r/>
-            <w:r>
-              <w:rPr>
-                <w:rFonts w:ascii="SimSun" w:hAnsi="SimSun"/>
-                <w:b w:val="0"/>
-                <w:i w:val="0"/>
-                <w:sz w:val="20"/>
-              </w:rPr>
-              <w:t>冷镦</w:t>
+            <w:r>
+              <w:t>机加工</w:t>
+            </w:r>
+            <w:r>
+              <w:rPr>
+                <w:rFonts w:ascii="SimSun" w:hAnsi="SimSun"/>
+                <w:b w:val="0"/>
+                <w:i w:val="0"/>
+                <w:sz w:val="20"/>
+              </w:rPr>
             </w:r>
           </w:p>
         </w:tc>
@@ -7897,15 +7898,16 @@
             <w:tcW w:type="dxa" w:w="2075"/>
           </w:tcPr>
           <w:p>
-            <w:r/>
-            <w:r>
-              <w:rPr>
-                <w:rFonts w:ascii="SimSun" w:hAnsi="SimSun"/>
-                <w:b w:val="0"/>
-                <w:i w:val="0"/>
-                <w:sz w:val="20"/>
-              </w:rPr>
-              <w:t>Cold Heading</w:t>
+            <w:r>
+              <w:t>Machining</w:t>
+            </w:r>
+            <w:r>
+              <w:rPr>
+                <w:rFonts w:ascii="SimSun" w:hAnsi="SimSun"/>
+                <w:b w:val="0"/>
+                <w:i w:val="0"/>
+                <w:sz w:val="20"/>
+              </w:rPr>
             </w:r>
           </w:p>
         </w:tc>
@@ -7914,15 +7916,16 @@
             <w:tcW w:type="dxa" w:w="2075"/>
           </w:tcPr>
           <w:p>
-            <w:r/>
-            <w:r>
-              <w:rPr>
-                <w:rFonts w:ascii="SimSun" w:hAnsi="SimSun"/>
-                <w:b w:val="0"/>
-                <w:i w:val="0"/>
-                <w:sz w:val="20"/>
-              </w:rPr>
-              <w:t>利用模具在常温下将线材镦粗成头部形状的工艺</w:t>
+            <w:r>
+              <w:t>利用模具在常温下将原材料成型成外形的工艺</w:t>
+            </w:r>
+            <w:r>
+              <w:rPr>
+                <w:rFonts w:ascii="SimSun" w:hAnsi="SimSun"/>
+                <w:b w:val="0"/>
+                <w:i w:val="0"/>
+                <w:sz w:val="20"/>
+              </w:rPr>
             </w:r>
           </w:p>
         </w:tc>
@@ -7952,15 +7955,16 @@
             <w:shd w:fill="EDF2F9" w:val="clear"/>
           </w:tcPr>
           <w:p>
-            <w:r/>
-            <w:r>
-              <w:rPr>
-                <w:rFonts w:ascii="SimSun" w:hAnsi="SimSun"/>
-                <w:b w:val="0"/>
-                <w:i w:val="0"/>
-                <w:sz w:val="20"/>
-              </w:rPr>
-              <w:t>搓丝</w:t>
+            <w:r>
+              <w:t>精加工</w:t>
+            </w:r>
+            <w:r>
+              <w:rPr>
+                <w:rFonts w:ascii="SimSun" w:hAnsi="SimSun"/>
+                <w:b w:val="0"/>
+                <w:i w:val="0"/>
+                <w:sz w:val="20"/>
+              </w:rPr>
             </w:r>
           </w:p>
         </w:tc>
@@ -7970,15 +7974,16 @@
             <w:shd w:fill="EDF2F9" w:val="clear"/>
           </w:tcPr>
           <w:p>
-            <w:r/>
-            <w:r>
-              <w:rPr>
-                <w:rFonts w:ascii="SimSun" w:hAnsi="SimSun"/>
-                <w:b w:val="0"/>
-                <w:i w:val="0"/>
-                <w:sz w:val="20"/>
-              </w:rPr>
-              <w:t>Thread Rolling</w:t>
+            <w:r>
+              <w:t>Precision Machining</w:t>
+            </w:r>
+            <w:r>
+              <w:rPr>
+                <w:rFonts w:ascii="SimSun" w:hAnsi="SimSun"/>
+                <w:b w:val="0"/>
+                <w:i w:val="0"/>
+                <w:sz w:val="20"/>
+              </w:rPr>
             </w:r>
           </w:p>
         </w:tc>
@@ -7988,15 +7993,16 @@
             <w:shd w:fill="EDF2F9" w:val="clear"/>
           </w:tcPr>
           <w:p>
-            <w:r/>
-            <w:r>
-              <w:rPr>
-                <w:rFonts w:ascii="SimSun" w:hAnsi="SimSun"/>
-                <w:b w:val="0"/>
-                <w:i w:val="0"/>
-                <w:sz w:val="20"/>
-              </w:rPr>
-              <w:t>利用搓丝板在工件表面滚压形成螺纹的工艺</w:t>
+            <w:r>
+              <w:t>利用加工刀具在工件表面滚压成型的工艺</w:t>
+            </w:r>
+            <w:r>
+              <w:rPr>
+                <w:rFonts w:ascii="SimSun" w:hAnsi="SimSun"/>
+                <w:b w:val="0"/>
+                <w:i w:val="0"/>
+                <w:sz w:val="20"/>
+              </w:rPr>
             </w:r>
           </w:p>
         </w:tc>
@@ -8032,7 +8038,7 @@
                 <w:i w:val="0"/>
                 <w:sz w:val="20"/>
               </w:rPr>
-              <w:t>滚丝</w:t>
+              <w:t>精加工</w:t>
             </w:r>
           </w:p>
         </w:tc>
@@ -8041,15 +8047,16 @@
             <w:tcW w:type="dxa" w:w="2075"/>
           </w:tcPr>
           <w:p>
-            <w:r/>
-            <w:r>
-              <w:rPr>
-                <w:rFonts w:ascii="SimSun" w:hAnsi="SimSun"/>
-                <w:b w:val="0"/>
-                <w:i w:val="0"/>
-                <w:sz w:val="20"/>
-              </w:rPr>
-              <w:t>Thread Rolling (Die)</w:t>
+            <w:r>
+              <w:t>Precision Machining (Die)</w:t>
+            </w:r>
+            <w:r>
+              <w:rPr>
+                <w:rFonts w:ascii="SimSun" w:hAnsi="SimSun"/>
+                <w:b w:val="0"/>
+                <w:i w:val="0"/>
+                <w:sz w:val="20"/>
+              </w:rPr>
             </w:r>
           </w:p>
         </w:tc>
@@ -8066,7 +8073,7 @@
                 <w:i w:val="0"/>
                 <w:sz w:val="20"/>
               </w:rPr>
-              <w:t>利用滚丝轮在工件表面滚压形成螺纹的工艺</w:t>
+              <w:t>利用精加工轮在工件表面滚压成型的工艺</w:t>
             </w:r>
           </w:p>
         </w:tc>
@@ -8672,15 +8679,16 @@
             <w:shd w:fill="EDF2F9" w:val="clear"/>
           </w:tcPr>
           <w:p>
-            <w:r/>
-            <w:r>
-              <w:rPr>
-                <w:rFonts w:ascii="SimSun" w:hAnsi="SimSun"/>
-                <w:b w:val="0"/>
-                <w:i w:val="0"/>
-                <w:sz w:val="20"/>
-              </w:rPr>
-              <w:t>线材</w:t>
+            <w:r>
+              <w:t>原材料</w:t>
+            </w:r>
+            <w:r>
+              <w:rPr>
+                <w:rFonts w:ascii="SimSun" w:hAnsi="SimSun"/>
+                <w:b w:val="0"/>
+                <w:i w:val="0"/>
+                <w:sz w:val="20"/>
+              </w:rPr>
             </w:r>
           </w:p>
         </w:tc>
@@ -8698,7 +8706,7 @@
                 <w:i w:val="0"/>
                 <w:sz w:val="20"/>
               </w:rPr>
-              <w:t>Wire Rod</w:t>
+              <w:t>Wire Stock</w:t>
             </w:r>
           </w:p>
         </w:tc>
@@ -8708,15 +8716,16 @@
             <w:shd w:fill="EDF2F9" w:val="clear"/>
           </w:tcPr>
           <w:p>
-            <w:r/>
-            <w:r>
-              <w:rPr>
-                <w:rFonts w:ascii="SimSun" w:hAnsi="SimSun"/>
-                <w:b w:val="0"/>
-                <w:i w:val="0"/>
-                <w:sz w:val="20"/>
-              </w:rPr>
-              <w:t>用于冷镦加工的圆形金属棒材</w:t>
+            <w:r>
+              <w:t>用于机加工加工的圆形金属原材料</w:t>
+            </w:r>
+            <w:r>
+              <w:rPr>
+                <w:rFonts w:ascii="SimSun" w:hAnsi="SimSun"/>
+                <w:b w:val="0"/>
+                <w:i w:val="0"/>
+                <w:sz w:val="20"/>
+              </w:rPr>
             </w:r>
           </w:p>
         </w:tc>
@@ -8752,7 +8761,7 @@
                 <w:i w:val="0"/>
                 <w:sz w:val="20"/>
               </w:rPr>
-              <w:t>盘元</w:t>
+              <w:t>卷料</w:t>
             </w:r>
           </w:p>
         </w:tc>
@@ -8778,15 +8787,16 @@
             <w:tcW w:type="dxa" w:w="2075"/>
           </w:tcPr>
           <w:p>
-            <w:r/>
-            <w:r>
-              <w:rPr>
-                <w:rFonts w:ascii="SimSun" w:hAnsi="SimSun"/>
-                <w:b w:val="0"/>
-                <w:i w:val="0"/>
-                <w:sz w:val="20"/>
-              </w:rPr>
-              <w:t>卷绕成盘状的线材原料</w:t>
+            <w:r>
+              <w:t>卷绕成盘状的原材料原料</w:t>
+            </w:r>
+            <w:r>
+              <w:rPr>
+                <w:rFonts w:ascii="SimSun" w:hAnsi="SimSun"/>
+                <w:b w:val="0"/>
+                <w:i w:val="0"/>
+                <w:sz w:val="20"/>
+              </w:rPr>
             </w:r>
           </w:p>
         </w:tc>
@@ -8816,15 +8826,16 @@
             <w:shd w:fill="EDF2F9" w:val="clear"/>
           </w:tcPr>
           <w:p>
-            <w:r/>
-            <w:r>
-              <w:rPr>
-                <w:rFonts w:ascii="SimSun" w:hAnsi="SimSun"/>
-                <w:b w:val="0"/>
-                <w:i w:val="0"/>
-                <w:sz w:val="20"/>
-              </w:rPr>
-              <w:t>通止规</w:t>
+            <w:r>
+              <w:t>量规</w:t>
+            </w:r>
+            <w:r>
+              <w:rPr>
+                <w:rFonts w:ascii="SimSun" w:hAnsi="SimSun"/>
+                <w:b w:val="0"/>
+                <w:i w:val="0"/>
+                <w:sz w:val="20"/>
+              </w:rPr>
             </w:r>
           </w:p>
         </w:tc>
@@ -8860,7 +8871,7 @@
                 <w:i w:val="0"/>
                 <w:sz w:val="20"/>
               </w:rPr>
-              <w:t>用于检测螺纹是否合格的量规</w:t>
+              <w:t>用于检测尺寸是否合格的量规</w:t>
             </w:r>
           </w:p>
         </w:tc>
@@ -9104,15 +9115,16 @@
             <w:shd w:fill="EDF2F9" w:val="clear"/>
           </w:tcPr>
           <w:p>
-            <w:r/>
-            <w:r>
-              <w:rPr>
-                <w:rFonts w:ascii="SimSun" w:hAnsi="SimSun"/>
-                <w:b w:val="0"/>
-                <w:i w:val="0"/>
-                <w:sz w:val="20"/>
-              </w:rPr>
-              <w:t>搓丝轮</w:t>
+            <w:r>
+              <w:t>加工刀具</w:t>
+            </w:r>
+            <w:r>
+              <w:rPr>
+                <w:rFonts w:ascii="SimSun" w:hAnsi="SimSun"/>
+                <w:b w:val="0"/>
+                <w:i w:val="0"/>
+                <w:sz w:val="20"/>
+              </w:rPr>
             </w:r>
           </w:p>
         </w:tc>
@@ -9122,15 +9134,16 @@
             <w:shd w:fill="EDF2F9" w:val="clear"/>
           </w:tcPr>
           <w:p>
-            <w:r/>
-            <w:r>
-              <w:rPr>
-                <w:rFonts w:ascii="SimSun" w:hAnsi="SimSun"/>
-                <w:b w:val="0"/>
-                <w:i w:val="0"/>
-                <w:sz w:val="20"/>
-              </w:rPr>
-              <w:t>Thread Rolling Dies</w:t>
+            <w:r>
+              <w:t>Precision Machining Dies</w:t>
+            </w:r>
+            <w:r>
+              <w:rPr>
+                <w:rFonts w:ascii="SimSun" w:hAnsi="SimSun"/>
+                <w:b w:val="0"/>
+                <w:i w:val="0"/>
+                <w:sz w:val="20"/>
+              </w:rPr>
             </w:r>
           </w:p>
         </w:tc>
@@ -9140,15 +9153,16 @@
             <w:shd w:fill="EDF2F9" w:val="clear"/>
           </w:tcPr>
           <w:p>
-            <w:r/>
-            <w:r>
-              <w:rPr>
-                <w:rFonts w:ascii="SimSun" w:hAnsi="SimSun"/>
-                <w:b w:val="0"/>
-                <w:i w:val="0"/>
-                <w:sz w:val="20"/>
-              </w:rPr>
-              <w:t>搓丝工序中使用的成对模具</w:t>
+            <w:r>
+              <w:t>精加工工序中使用的成对模具</w:t>
+            </w:r>
+            <w:r>
+              <w:rPr>
+                <w:rFonts w:ascii="SimSun" w:hAnsi="SimSun"/>
+                <w:b w:val="0"/>
+                <w:i w:val="0"/>
+                <w:sz w:val="20"/>
+              </w:rPr>
             </w:r>
           </w:p>
         </w:tc>
@@ -9176,15 +9190,16 @@
             <w:tcW w:type="dxa" w:w="2075"/>
           </w:tcPr>
           <w:p>
-            <w:r/>
-            <w:r>
-              <w:rPr>
-                <w:rFonts w:ascii="SimSun" w:hAnsi="SimSun"/>
-                <w:b w:val="0"/>
-                <w:i w:val="0"/>
-                <w:sz w:val="20"/>
-              </w:rPr>
-              <w:t>冷镦模具</w:t>
+            <w:r>
+              <w:t>机加工模具</w:t>
+            </w:r>
+            <w:r>
+              <w:rPr>
+                <w:rFonts w:ascii="SimSun" w:hAnsi="SimSun"/>
+                <w:b w:val="0"/>
+                <w:i w:val="0"/>
+                <w:sz w:val="20"/>
+              </w:rPr>
             </w:r>
           </w:p>
         </w:tc>
@@ -9193,15 +9208,16 @@
             <w:tcW w:type="dxa" w:w="2075"/>
           </w:tcPr>
           <w:p>
-            <w:r/>
-            <w:r>
-              <w:rPr>
-                <w:rFonts w:ascii="SimSun" w:hAnsi="SimSun"/>
-                <w:b w:val="0"/>
-                <w:i w:val="0"/>
-                <w:sz w:val="20"/>
-              </w:rPr>
-              <w:t>Cold Heading Dies</w:t>
+            <w:r>
+              <w:t>Machining Dies</w:t>
+            </w:r>
+            <w:r>
+              <w:rPr>
+                <w:rFonts w:ascii="SimSun" w:hAnsi="SimSun"/>
+                <w:b w:val="0"/>
+                <w:i w:val="0"/>
+                <w:sz w:val="20"/>
+              </w:rPr>
             </w:r>
           </w:p>
         </w:tc>
@@ -9210,15 +9226,16 @@
             <w:tcW w:type="dxa" w:w="2075"/>
           </w:tcPr>
           <w:p>
-            <w:r/>
-            <w:r>
-              <w:rPr>
-                <w:rFonts w:ascii="SimSun" w:hAnsi="SimSun"/>
-                <w:b w:val="0"/>
-                <w:i w:val="0"/>
-                <w:sz w:val="20"/>
-              </w:rPr>
-              <w:t>冷镦工序中使用的模具</w:t>
+            <w:r>
+              <w:t>机加工工序中使用的模具</w:t>
+            </w:r>
+            <w:r>
+              <w:rPr>
+                <w:rFonts w:ascii="SimSun" w:hAnsi="SimSun"/>
+                <w:b w:val="0"/>
+                <w:i w:val="0"/>
+                <w:sz w:val="20"/>
+              </w:rPr>
             </w:r>
           </w:p>
         </w:tc>
@@ -9498,15 +9515,16 @@
             <w:tcW w:type="dxa" w:w="2075"/>
           </w:tcPr>
           <w:p>
-            <w:r/>
-            <w:r>
-              <w:rPr>
-                <w:rFonts w:ascii="SimSun" w:hAnsi="SimSun"/>
-                <w:b w:val="0"/>
-                <w:i w:val="0"/>
-                <w:sz w:val="20"/>
-              </w:rPr>
-              <w:t>使紧固件产生预紧力的旋转力矩</w:t>
+            <w:r>
+              <w:t>使产品产生预紧力的旋转力矩</w:t>
+            </w:r>
+            <w:r>
+              <w:rPr>
+                <w:rFonts w:ascii="SimSun" w:hAnsi="SimSun"/>
+                <w:b w:val="0"/>
+                <w:i w:val="0"/>
+                <w:sz w:val="20"/>
+              </w:rPr>
             </w:r>
           </w:p>
         </w:tc>
@@ -9572,15 +9590,16 @@
             <w:shd w:fill="EDF2F9" w:val="clear"/>
           </w:tcPr>
           <w:p>
-            <w:r/>
-            <w:r>
-              <w:rPr>
-                <w:rFonts w:ascii="SimSun" w:hAnsi="SimSun"/>
-                <w:b w:val="0"/>
-                <w:i w:val="0"/>
-                <w:sz w:val="20"/>
-              </w:rPr>
-              <w:t>紧固件拧紧后在连接件上产生的轴向力</w:t>
+            <w:r>
+              <w:t>产品拧紧后在连接件上产生的轴向力</w:t>
+            </w:r>
+            <w:r>
+              <w:rPr>
+                <w:rFonts w:ascii="SimSun" w:hAnsi="SimSun"/>
+                <w:b w:val="0"/>
+                <w:i w:val="0"/>
+                <w:sz w:val="20"/>
+              </w:rPr>
             </w:r>
           </w:p>
         </w:tc>
